--- a/A.4.1A.docx
+++ b/A.4.1A.docx
@@ -118,19 +118,19 @@
         <w:tblLook w:val="0000" w:firstRow="0" w:lastRow="0" w:firstColumn="0" w:lastColumn="0" w:noHBand="0" w:noVBand="0"/>
       </w:tblPr>
       <w:tblGrid>
-        <w:gridCol w:w="576"/>
-        <w:gridCol w:w="576"/>
-        <w:gridCol w:w="576"/>
-        <w:gridCol w:w="577"/>
-        <w:gridCol w:w="577"/>
-        <w:gridCol w:w="774"/>
-        <w:gridCol w:w="787"/>
-        <w:gridCol w:w="762"/>
-        <w:gridCol w:w="774"/>
-        <w:gridCol w:w="787"/>
-        <w:gridCol w:w="787"/>
-        <w:gridCol w:w="762"/>
-        <w:gridCol w:w="749"/>
+        <w:gridCol w:w="516"/>
+        <w:gridCol w:w="517"/>
+        <w:gridCol w:w="517"/>
+        <w:gridCol w:w="517"/>
+        <w:gridCol w:w="517"/>
+        <w:gridCol w:w="671"/>
+        <w:gridCol w:w="682"/>
+        <w:gridCol w:w="659"/>
+        <w:gridCol w:w="671"/>
+        <w:gridCol w:w="1228"/>
+        <w:gridCol w:w="682"/>
+        <w:gridCol w:w="659"/>
+        <w:gridCol w:w="1228"/>
       </w:tblGrid>
       <w:tr>
         <w:trPr>
@@ -6818,15 +6818,8 @@
                 <w:rFonts w:ascii="Arial" w:hAnsi="Arial" w:cs="Arial"/>
               </w:rPr>
               <w:br/>
-            </w:r>
-            <w:proofErr w:type="spellStart"/>
-            <w:r>
-              <w:rPr>
-                <w:rFonts w:ascii="Arial" w:hAnsi="Arial" w:cs="Arial"/>
-              </w:rPr>
               <w:t>0A48</w:t>
             </w:r>
-            <w:proofErr w:type="spellEnd"/>
           </w:p>
         </w:tc>
         <w:tc>
@@ -7382,8 +7375,15 @@
                 <w:rFonts w:ascii="Arial" w:hAnsi="Arial" w:cs="Arial"/>
               </w:rPr>
               <w:br/>
+            </w:r>
+            <w:proofErr w:type="spellStart"/>
+            <w:r>
+              <w:rPr>
+                <w:rFonts w:ascii="Arial" w:hAnsi="Arial" w:cs="Arial"/>
+              </w:rPr>
               <w:t>0A70</w:t>
             </w:r>
+            <w:proofErr w:type="spellEnd"/>
           </w:p>
         </w:tc>
         <w:bookmarkStart w:id="32" w:name="_MCCTEMPBM_CRPT01490035___7"/>
@@ -8829,8 +8829,15 @@
                 <w:rFonts w:ascii="Arial" w:hAnsi="Arial" w:cs="Arial"/>
               </w:rPr>
               <w:br/>
+            </w:r>
+            <w:proofErr w:type="spellStart"/>
+            <w:r>
+              <w:rPr>
+                <w:rFonts w:ascii="Arial" w:hAnsi="Arial" w:cs="Arial"/>
+              </w:rPr>
               <w:t>006E</w:t>
             </w:r>
+            <w:proofErr w:type="spellEnd"/>
           </w:p>
         </w:tc>
         <w:tc>
@@ -9221,7 +9228,7 @@
               <w:bottom w:val="single" w:sz="12" w:space="0" w:color="000000"/>
               <w:right w:val="single" w:sz="12" w:space="0" w:color="000000"/>
             </w:tcBorders>
-            <w:shd w:val="clear" w:color="auto" w:fill="DDA0DD"/>
+            <w:shd w:val="clear" w:color="auto" w:fill="FFFACD"/>
             <w:vAlign w:val="center"/>
           </w:tcPr>
           <w:p>
@@ -9237,10 +9244,24 @@
             </w:pPr>
             <w:r>
               <w:rPr>
-                <w:rFonts w:ascii="Arial" w:hAnsi="Arial" w:cs="Arial"/>
-              </w:rPr>
-              <w:t> </w:t>
-            </w:r>
+                <w:rFonts w:ascii="Nirmala UI" w:hAnsi="Nirmala UI" w:cs="Nirmala UI"/>
+              </w:rPr>
+              <w:t>੍‌</w:t>
+            </w:r>
+            <w:r>
+              <w:rPr>
+                <w:rFonts w:ascii="Arial" w:hAnsi="Arial" w:cs="Arial"/>
+              </w:rPr>
+              <w:br/>
+            </w:r>
+            <w:proofErr w:type="spellStart"/>
+            <w:r>
+              <w:rPr>
+                <w:rFonts w:ascii="Arial" w:hAnsi="Arial" w:cs="Arial"/>
+              </w:rPr>
+              <w:t>0A4D,200C</w:t>
+            </w:r>
+            <w:proofErr w:type="spellEnd"/>
           </w:p>
         </w:tc>
         <w:tc>
@@ -9341,7 +9362,7 @@
               <w:bottom w:val="single" w:sz="12" w:space="0" w:color="000000"/>
               <w:right w:val="single" w:sz="12" w:space="0" w:color="000000"/>
             </w:tcBorders>
-            <w:shd w:val="clear" w:color="auto" w:fill="DDA0DD"/>
+            <w:shd w:val="clear" w:color="auto" w:fill="FFFACD"/>
             <w:vAlign w:val="center"/>
           </w:tcPr>
           <w:p>
@@ -9356,10 +9377,24 @@
             </w:pPr>
             <w:r>
               <w:rPr>
-                <w:rFonts w:ascii="Arial" w:hAnsi="Arial" w:cs="Arial"/>
-              </w:rPr>
-              <w:t> </w:t>
-            </w:r>
+                <w:rFonts w:ascii="Nirmala UI" w:hAnsi="Nirmala UI" w:cs="Nirmala UI"/>
+              </w:rPr>
+              <w:t>੍‍</w:t>
+            </w:r>
+            <w:r>
+              <w:rPr>
+                <w:rFonts w:ascii="Arial" w:hAnsi="Arial" w:cs="Arial"/>
+              </w:rPr>
+              <w:br/>
+            </w:r>
+            <w:proofErr w:type="spellStart"/>
+            <w:r>
+              <w:rPr>
+                <w:rFonts w:ascii="Arial" w:hAnsi="Arial" w:cs="Arial"/>
+              </w:rPr>
+              <w:t>0A4D,200D</w:t>
+            </w:r>
+            <w:proofErr w:type="spellEnd"/>
           </w:p>
         </w:tc>
         <w:bookmarkStart w:id="40" w:name="_MCCTEMPBM_CRPT01490043___7"/>
@@ -11638,15 +11673,8 @@
                 <w:rFonts w:ascii="Arial" w:hAnsi="Arial" w:cs="Arial"/>
               </w:rPr>
               <w:br/>
-            </w:r>
-            <w:proofErr w:type="spellStart"/>
-            <w:r>
-              <w:rPr>
-                <w:rFonts w:ascii="Arial" w:hAnsi="Arial" w:cs="Arial"/>
-              </w:rPr>
               <w:t>26A0</w:t>
             </w:r>
-            <w:proofErr w:type="spellEnd"/>
           </w:p>
         </w:tc>
         <w:bookmarkStart w:id="52" w:name="_MCCTEMPBM_CRPT01490054___7"/>
@@ -11931,15 +11959,8 @@
                 <w:rFonts w:ascii="Arial" w:hAnsi="Arial" w:cs="Arial"/>
               </w:rPr>
               <w:br/>
-            </w:r>
-            <w:proofErr w:type="spellStart"/>
-            <w:r>
-              <w:rPr>
-                <w:rFonts w:ascii="Arial" w:hAnsi="Arial" w:cs="Arial"/>
-              </w:rPr>
               <w:t>0A6B</w:t>
             </w:r>
-            <w:proofErr w:type="spellEnd"/>
           </w:p>
         </w:tc>
         <w:tc>
@@ -12805,8 +12826,15 @@
                 <w:rFonts w:ascii="Arial" w:hAnsi="Arial" w:cs="Arial"/>
               </w:rPr>
               <w:br/>
+            </w:r>
+            <w:proofErr w:type="spellStart"/>
+            <w:r>
+              <w:rPr>
+                <w:rFonts w:ascii="Arial" w:hAnsi="Arial" w:cs="Arial"/>
+              </w:rPr>
               <w:t>00A5</w:t>
             </w:r>
+            <w:proofErr w:type="spellEnd"/>
           </w:p>
         </w:tc>
         <w:tc>
@@ -16261,8 +16289,15 @@
                 <w:rFonts w:ascii="Arial" w:hAnsi="Arial" w:cs="Arial"/>
               </w:rPr>
               <w:br/>
+            </w:r>
+            <w:proofErr w:type="spellStart"/>
+            <w:r>
+              <w:rPr>
+                <w:rFonts w:ascii="Arial" w:hAnsi="Arial" w:cs="Arial"/>
+              </w:rPr>
               <w:t>00F7</w:t>
             </w:r>
+            <w:proofErr w:type="spellEnd"/>
           </w:p>
         </w:tc>
         <w:tc>
@@ -17588,15 +17623,8 @@
                 <w:rFonts w:ascii="Arial" w:hAnsi="Arial" w:cs="Arial"/>
               </w:rPr>
               <w:br/>
-            </w:r>
-            <w:proofErr w:type="spellStart"/>
-            <w:r>
-              <w:rPr>
-                <w:rFonts w:ascii="Arial" w:hAnsi="Arial" w:cs="Arial"/>
-              </w:rPr>
               <w:t>007E</w:t>
             </w:r>
-            <w:proofErr w:type="spellEnd"/>
           </w:p>
         </w:tc>
         <w:tc>
@@ -18539,8 +18567,15 @@
                 <w:rFonts w:ascii="Arial" w:hAnsi="Arial" w:cs="Arial"/>
               </w:rPr>
               <w:br/>
+            </w:r>
+            <w:proofErr w:type="spellStart"/>
+            <w:r>
+              <w:rPr>
+                <w:rFonts w:ascii="Arial" w:hAnsi="Arial" w:cs="Arial"/>
+              </w:rPr>
               <w:t>00B7</w:t>
             </w:r>
+            <w:proofErr w:type="spellEnd"/>
           </w:p>
         </w:tc>
         <w:tc>
